--- a/dist/assets/Vasanth_Madavan_Resume_2026.docx
+++ b/dist/assets/Vasanth_Madavan_Resume_2026.docx
@@ -47,6 +47,44 @@
         </w:rPr>
         <w:t>vasanthvibu52@gmail.com | 7550339531 | Thanjavur, Tamil Nadu - 613001</w:t>
       </w:r>
+    </w:p>
+    <w:p>
+      <w:pPr>
+        <w:pBdr>
+          <w:bottom w:val="single" w:sz="8" w:space="2" w:color="B9DCD2"/>
+        </w:pBdr>
+        <w:spacing w:after="100" w:line="240" w:lineRule="auto"/>
+      </w:pPr>
+      <w:r>
+        <w:rPr>
+          <w:color w:val="000000"/>
+        </w:rPr>
+        <w:t xml:space="preserve">Portfolio: </w:t>
+      </w:r>
+      <w:hyperlink r:id="rId6">
+        <w:r>
+          <w:rPr>
+            <w:color w:val="1F4E79"/>
+            <w:u w:val="single"/>
+          </w:rPr>
+          <w:t>vasanth-portfolio.vasanthvibu52.workers.dev</w:t>
+        </w:r>
+      </w:hyperlink>
+      <w:r>
+        <w:rPr>
+          <w:color w:val="000000"/>
+        </w:rPr>
+        <w:t xml:space="preserve">  |  Invoice Software: </w:t>
+      </w:r>
+      <w:hyperlink r:id="rId7">
+        <w:r>
+          <w:rPr>
+            <w:color w:val="1F4E79"/>
+            <w:u w:val="single"/>
+          </w:rPr>
+          <w:t>trunk-invoice-frontend.pages.dev/login</w:t>
+        </w:r>
+      </w:hyperlink>
     </w:p>
     <w:tbl>
       <w:tblPr>
@@ -119,23 +157,7 @@
           <w:rFonts w:ascii="Arial" w:hAnsi="Arial"/>
           <w:b/>
         </w:rPr>
-        <w:t xml:space="preserve">C#, ASP.NET development, ADO.NET, MySQL, SQL Server, stored procedures, JSON/XML, Swagger/Postman, </w:t>
-      </w:r>
-      <w:proofErr w:type="spellStart"/>
-      <w:r>
-        <w:rPr>
-          <w:rFonts w:ascii="Arial" w:hAnsi="Arial"/>
-          <w:b/>
-        </w:rPr>
-        <w:t>Razorpay</w:t>
-      </w:r>
-      <w:proofErr w:type="spellEnd"/>
-      <w:r>
-        <w:rPr>
-          <w:rFonts w:ascii="Arial" w:hAnsi="Arial"/>
-          <w:b/>
-        </w:rPr>
-        <w:t>, Firebase FCM, Azure Blob Storage</w:t>
+        <w:t>C#, ASP.NET development, ADO.NET, MySQL, SQL Server, stored procedures, JSON/XML, Swagger/Postman, Razorpay, Firebase FCM, Azure Blob Storage</w:t>
       </w:r>
       <w:r>
         <w:rPr>
@@ -615,7 +637,6 @@
               </w:rPr>
               <w:t xml:space="preserve">Integrations: </w:t>
             </w:r>
-            <w:proofErr w:type="spellStart"/>
             <w:r>
               <w:rPr>
                 <w:rFonts w:ascii="Arial" w:hAnsi="Arial" w:cs="Arial"/>
@@ -624,7 +645,6 @@
               </w:rPr>
               <w:t>Razorpay</w:t>
             </w:r>
-            <w:proofErr w:type="spellEnd"/>
             <w:r>
               <w:rPr>
                 <w:rFonts w:ascii="Arial" w:hAnsi="Arial" w:cs="Arial"/>
@@ -1126,16 +1146,7 @@
                 <w:color w:val="0F6B55"/>
                 <w:sz w:val="18"/>
               </w:rPr>
-              <w:t>Domain Experience:</w:t>
-            </w:r>
-            <w:r>
-              <w:rPr>
-                <w:rFonts w:ascii="Arial" w:hAnsi="Arial" w:cs="Arial"/>
-                <w:b/>
-                <w:color w:val="0F6B55"/>
-                <w:sz w:val="18"/>
-              </w:rPr>
-              <w:t xml:space="preserve"> </w:t>
+              <w:t xml:space="preserve">Domain Experience: </w:t>
             </w:r>
             <w:r>
               <w:rPr>
@@ -1301,7 +1312,6 @@
         </w:rPr>
         <w:t xml:space="preserve">, and </w:t>
       </w:r>
-      <w:proofErr w:type="spellStart"/>
       <w:r>
         <w:rPr>
           <w:rFonts w:ascii="Arial" w:hAnsi="Arial" w:cs="Arial"/>
@@ -1309,7 +1319,6 @@
         </w:rPr>
         <w:t>Razorpay</w:t>
       </w:r>
-      <w:proofErr w:type="spellEnd"/>
       <w:r>
         <w:rPr>
           <w:rFonts w:ascii="Arial" w:hAnsi="Arial" w:cs="Arial"/>
@@ -1553,7 +1562,14 @@
           <w:rFonts w:ascii="Arial" w:hAnsi="Arial" w:cs="Arial"/>
           <w:b/>
         </w:rPr>
-        <w:t>School ERP</w:t>
+        <w:t>school</w:t>
+      </w:r>
+      <w:r>
+        <w:rPr>
+          <w:rFonts w:ascii="Arial" w:hAnsi="Arial" w:cs="Arial"/>
+          <w:b/>
+        </w:rPr>
+        <w:t xml:space="preserve"> ERP</w:t>
       </w:r>
       <w:r>
         <w:rPr>
@@ -1616,6 +1632,7 @@
         <w:rPr>
           <w:rFonts w:ascii="Arial" w:hAnsi="Arial" w:cs="Arial"/>
         </w:rPr>
+        <w:lastRenderedPageBreak/>
         <w:t>• Interacted with clients and internal stakeholders to gather requirements, analyze business workflows, and convert them into technical specifications, database changes, and delivery plans.</w:t>
       </w:r>
     </w:p>
@@ -1632,7 +1649,6 @@
         <w:rPr>
           <w:rFonts w:ascii="Arial" w:hAnsi="Arial" w:cs="Arial"/>
         </w:rPr>
-        <w:lastRenderedPageBreak/>
         <w:t>• Coordinated with team members for module planning, task clarification, backend flow explanation, API testing support, issue tracking, and timely delivery of ERP features.</w:t>
       </w:r>
     </w:p>
@@ -1651,7 +1667,6 @@
         </w:rPr>
         <w:t xml:space="preserve">• Implemented billing and fee payment workflows including </w:t>
       </w:r>
-      <w:proofErr w:type="spellStart"/>
       <w:r>
         <w:rPr>
           <w:rFonts w:ascii="Arial" w:hAnsi="Arial" w:cs="Arial"/>
@@ -1659,7 +1674,6 @@
         </w:rPr>
         <w:t>Razorpay</w:t>
       </w:r>
-      <w:proofErr w:type="spellEnd"/>
       <w:r>
         <w:rPr>
           <w:rFonts w:ascii="Arial" w:hAnsi="Arial" w:cs="Arial"/>
@@ -2029,27 +2043,7 @@
           <w:color w:val="0F6B55"/>
           <w:sz w:val="20"/>
         </w:rPr>
-        <w:t xml:space="preserve"> | </w:t>
-      </w:r>
-      <w:proofErr w:type="spellStart"/>
-      <w:r>
-        <w:rPr>
-          <w:rFonts w:ascii="Arial" w:hAnsi="Arial" w:cs="Arial"/>
-          <w:b/>
-          <w:color w:val="0F6B55"/>
-          <w:sz w:val="20"/>
-        </w:rPr>
-        <w:t>Changepond</w:t>
-      </w:r>
-      <w:proofErr w:type="spellEnd"/>
-      <w:r>
-        <w:rPr>
-          <w:rFonts w:ascii="Arial" w:hAnsi="Arial" w:cs="Arial"/>
-          <w:b/>
-          <w:color w:val="0F6B55"/>
-          <w:sz w:val="20"/>
-        </w:rPr>
-        <w:t xml:space="preserve"> Technologies | 2019 Aug to 2020 Aug | Chennai</w:t>
+        <w:t xml:space="preserve"> | Changepond Technologies | 2019 Aug to 2020 Aug | Chennai</w:t>
       </w:r>
     </w:p>
     <w:p>
@@ -2151,23 +2145,7 @@
           <w:rFonts w:ascii="Arial" w:hAnsi="Arial" w:cs="Arial"/>
           <w:sz w:val="18"/>
         </w:rPr>
-        <w:t xml:space="preserve">• Diploma in Mechanical Engineering | </w:t>
-      </w:r>
-      <w:proofErr w:type="spellStart"/>
-      <w:r>
-        <w:rPr>
-          <w:rFonts w:ascii="Arial" w:hAnsi="Arial" w:cs="Arial"/>
-          <w:sz w:val="18"/>
-        </w:rPr>
-        <w:t>Periyar</w:t>
-      </w:r>
-      <w:proofErr w:type="spellEnd"/>
-      <w:r>
-        <w:rPr>
-          <w:rFonts w:ascii="Arial" w:hAnsi="Arial" w:cs="Arial"/>
-          <w:sz w:val="18"/>
-        </w:rPr>
-        <w:t xml:space="preserve"> Maniammai Polytechnic College | 2013 - 2016 | Thanjavur</w:t>
+        <w:t>• Diploma in Mechanical Engineering | Periyar Maniammai Polytechnic College | 2013 - 2016 | Thanjavur</w:t>
       </w:r>
     </w:p>
     <w:p>
@@ -3008,6 +2986,7 @@
   <w:style w:type="character" w:default="1" w:styleId="DefaultParagraphFont">
     <w:name w:val="Default Paragraph Font"/>
     <w:uiPriority w:val="1"/>
+    <w:semiHidden/>
     <w:unhideWhenUsed/>
   </w:style>
   <w:style w:type="table" w:default="1" w:styleId="TableNormal">

--- a/dist/assets/Vasanth_Madavan_Resume_2026.docx
+++ b/dist/assets/Vasanth_Madavan_Resume_2026.docx
@@ -45,7 +45,19 @@
         <w:rPr>
           <w:color w:val="555555"/>
         </w:rPr>
-        <w:t>vasanthvibu52@gmail.com | 7550339531 | Thanjavur, Tamil Nadu - 613001</w:t>
+        <w:t>vasanth</w:t>
+      </w:r>
+      <w:r>
+        <w:rPr>
+          <w:color w:val="555555"/>
+        </w:rPr>
+        <w:t>prapthi</w:t>
+      </w:r>
+      <w:r>
+        <w:rPr>
+          <w:color w:val="555555"/>
+        </w:rPr>
+        <w:t>@gmail.com | 7550339531 | Thanjavur, Tamil Nadu - 613001</w:t>
       </w:r>
     </w:p>
     <w:p>
@@ -144,7 +156,19 @@
         <w:rPr>
           <w:rFonts w:ascii="Arial" w:hAnsi="Arial"/>
         </w:rPr>
-        <w:t>ASP.NET Developer with 3+ years of software development experience across Finance, Education ERP, SaaS, and CRM domains</w:t>
+        <w:t>ASP.NET Developer with 3</w:t>
+      </w:r>
+      <w:r>
+        <w:rPr>
+          <w:rFonts w:ascii="Arial" w:hAnsi="Arial"/>
+        </w:rPr>
+        <w:t>.6</w:t>
+      </w:r>
+      <w:r>
+        <w:rPr>
+          <w:rFonts w:ascii="Arial" w:hAnsi="Arial"/>
+        </w:rPr>
+        <w:t>+ years of software development experience across Finance, Education ERP, SaaS, and CRM domains</w:t>
       </w:r>
       <w:r>
         <w:rPr>
